--- a/do dac tren STM32F407G.docx
+++ b/do dac tren STM32F407G.docx
@@ -51,6 +51,8 @@
       <w:pPr>
         <w:rPr>
           <w:rFonts w:ascii="Times New Roman" w:hAnsi="Times New Roman" w:cs="Times New Roman"/>
+          <w:b/>
+          <w:bCs/>
           <w:sz w:val="20"/>
           <w:szCs w:val="20"/>
         </w:rPr>
@@ -73,6 +75,36 @@
           <w:szCs w:val="20"/>
         </w:rPr>
         <w:t>3956170</w:t>
+      </w:r>
+    </w:p>
+    <w:p>
+      <w:pPr>
+        <w:rPr>
+          <w:rFonts w:ascii="Times New Roman" w:hAnsi="Times New Roman" w:cs="Times New Roman"/>
+          <w:sz w:val="20"/>
+          <w:szCs w:val="20"/>
+        </w:rPr>
+      </w:pPr>
+      <w:r>
+        <w:rPr>
+          <w:rFonts w:ascii="Times New Roman" w:hAnsi="Times New Roman" w:cs="Times New Roman"/>
+          <w:b/>
+          <w:bCs/>
+          <w:sz w:val="20"/>
+          <w:szCs w:val="20"/>
+        </w:rPr>
+        <w:tab/>
+        <w:t xml:space="preserve">Cycles mới: </w:t>
+      </w:r>
+      <w:r>
+        <w:rPr>
+          <w:rFonts w:ascii="Times New Roman" w:hAnsi="Times New Roman" w:cs="Times New Roman"/>
+          <w:b/>
+          <w:bCs/>
+          <w:sz w:val="20"/>
+          <w:szCs w:val="20"/>
+        </w:rPr>
+        <w:t>3,889,149</w:t>
       </w:r>
     </w:p>
     <w:p>
@@ -194,20 +226,6 @@
               </w:rPr>
               <w:t xml:space="preserve">    </w:t>
             </w:r>
-          </w:p>
-        </w:tc>
-        <w:tc>
-          <w:tcPr>
-            <w:tcW w:w="1870" w:type="dxa"/>
-          </w:tcPr>
-          <w:p>
-            <w:pPr>
-              <w:rPr>
-                <w:rFonts w:ascii="Times New Roman" w:hAnsi="Times New Roman" w:cs="Times New Roman"/>
-                <w:sz w:val="20"/>
-                <w:szCs w:val="20"/>
-              </w:rPr>
-            </w:pPr>
             <w:r>
               <w:rPr>
                 <w:rFonts w:ascii="Times New Roman" w:hAnsi="Times New Roman" w:cs="Times New Roman"/>
@@ -215,6 +233,28 @@
                 <w:szCs w:val="20"/>
               </w:rPr>
               <w:t>dec</w:t>
+            </w:r>
+          </w:p>
+        </w:tc>
+        <w:tc>
+          <w:tcPr>
+            <w:tcW w:w="1870" w:type="dxa"/>
+          </w:tcPr>
+          <w:p>
+            <w:pPr>
+              <w:rPr>
+                <w:rFonts w:ascii="Times New Roman" w:hAnsi="Times New Roman" w:cs="Times New Roman"/>
+                <w:sz w:val="20"/>
+                <w:szCs w:val="20"/>
+              </w:rPr>
+            </w:pPr>
+            <w:r>
+              <w:rPr>
+                <w:rFonts w:ascii="Times New Roman" w:hAnsi="Times New Roman" w:cs="Times New Roman"/>
+                <w:sz w:val="20"/>
+                <w:szCs w:val="20"/>
+              </w:rPr>
+              <w:t>hex</w:t>
             </w:r>
           </w:p>
         </w:tc>
@@ -347,6 +387,138 @@
                 <w:szCs w:val="20"/>
               </w:rPr>
               <w:t>1cbb0</w:t>
+            </w:r>
+          </w:p>
+        </w:tc>
+      </w:tr>
+      <w:tr>
+        <w:tc>
+          <w:tcPr>
+            <w:tcW w:w="1870" w:type="dxa"/>
+          </w:tcPr>
+          <w:p>
+            <w:pPr>
+              <w:rPr>
+                <w:rFonts w:ascii="Times New Roman" w:hAnsi="Times New Roman" w:cs="Times New Roman"/>
+                <w:b/>
+                <w:bCs/>
+                <w:sz w:val="20"/>
+                <w:szCs w:val="20"/>
+              </w:rPr>
+            </w:pPr>
+            <w:r>
+              <w:rPr>
+                <w:rFonts w:ascii="Consolas" w:hAnsi="Consolas"/>
+                <w:color w:val="000000"/>
+                <w:sz w:val="20"/>
+                <w:szCs w:val="20"/>
+                <w:shd w:val="clear" w:color="auto" w:fill="FFFFFF"/>
+              </w:rPr>
+              <w:t>52356</w:t>
+            </w:r>
+          </w:p>
+        </w:tc>
+        <w:tc>
+          <w:tcPr>
+            <w:tcW w:w="1870" w:type="dxa"/>
+          </w:tcPr>
+          <w:p>
+            <w:pPr>
+              <w:rPr>
+                <w:rFonts w:ascii="Times New Roman" w:hAnsi="Times New Roman" w:cs="Times New Roman"/>
+                <w:b/>
+                <w:bCs/>
+                <w:sz w:val="20"/>
+                <w:szCs w:val="20"/>
+              </w:rPr>
+            </w:pPr>
+            <w:r>
+              <w:rPr>
+                <w:rFonts w:ascii="Consolas" w:hAnsi="Consolas"/>
+                <w:color w:val="000000"/>
+                <w:sz w:val="20"/>
+                <w:szCs w:val="20"/>
+                <w:shd w:val="clear" w:color="auto" w:fill="FFFFFF"/>
+              </w:rPr>
+              <w:t xml:space="preserve">    136</w:t>
+            </w:r>
+          </w:p>
+        </w:tc>
+        <w:tc>
+          <w:tcPr>
+            <w:tcW w:w="1870" w:type="dxa"/>
+          </w:tcPr>
+          <w:p>
+            <w:pPr>
+              <w:rPr>
+                <w:rFonts w:ascii="Times New Roman" w:hAnsi="Times New Roman" w:cs="Times New Roman"/>
+                <w:b/>
+                <w:bCs/>
+                <w:sz w:val="20"/>
+                <w:szCs w:val="20"/>
+              </w:rPr>
+            </w:pPr>
+            <w:r>
+              <w:rPr>
+                <w:rFonts w:ascii="Consolas" w:hAnsi="Consolas"/>
+                <w:color w:val="000000"/>
+                <w:sz w:val="20"/>
+                <w:szCs w:val="20"/>
+                <w:shd w:val="clear" w:color="auto" w:fill="FFFFFF"/>
+              </w:rPr>
+              <w:t xml:space="preserve">  68664</w:t>
+            </w:r>
+          </w:p>
+        </w:tc>
+        <w:tc>
+          <w:tcPr>
+            <w:tcW w:w="1870" w:type="dxa"/>
+          </w:tcPr>
+          <w:p>
+            <w:pPr>
+              <w:rPr>
+                <w:rFonts w:ascii="Times New Roman" w:hAnsi="Times New Roman" w:cs="Times New Roman"/>
+                <w:b/>
+                <w:bCs/>
+                <w:sz w:val="20"/>
+                <w:szCs w:val="20"/>
+              </w:rPr>
+            </w:pPr>
+            <w:r>
+              <w:rPr>
+                <w:rFonts w:ascii="Consolas" w:hAnsi="Consolas"/>
+                <w:color w:val="000000"/>
+                <w:sz w:val="20"/>
+                <w:szCs w:val="20"/>
+                <w:shd w:val="clear" w:color="auto" w:fill="FFFFFF"/>
+              </w:rPr>
+              <w:t xml:space="preserve"> 121156</w:t>
+            </w:r>
+          </w:p>
+        </w:tc>
+        <w:tc>
+          <w:tcPr>
+            <w:tcW w:w="1870" w:type="dxa"/>
+          </w:tcPr>
+          <w:p>
+            <w:pPr>
+              <w:rPr>
+                <w:rFonts w:ascii="Times New Roman" w:hAnsi="Times New Roman" w:cs="Times New Roman"/>
+                <w:b/>
+                <w:bCs/>
+                <w:sz w:val="20"/>
+                <w:szCs w:val="20"/>
+              </w:rPr>
+            </w:pPr>
+            <w:r>
+              <w:rPr>
+                <w:rFonts w:ascii="Consolas" w:hAnsi="Consolas"/>
+                <w:color w:val="000000"/>
+                <w:sz w:val="20"/>
+                <w:szCs w:val="20"/>
+                <w:shd w:val="clear" w:color="auto" w:fill="FFFFFF"/>
+              </w:rPr>
+              <w:t xml:space="preserve">  1d944</w:t>
             </w:r>
           </w:p>
         </w:tc>
@@ -536,29 +708,29 @@
                 <w:sz w:val="20"/>
                 <w:szCs w:val="20"/>
               </w:rPr>
-              <w:t xml:space="preserve">    </w:t>
-            </w:r>
-          </w:p>
-        </w:tc>
-        <w:tc>
-          <w:tcPr>
-            <w:tcW w:w="1870" w:type="dxa"/>
-          </w:tcPr>
-          <w:p>
-            <w:pPr>
-              <w:rPr>
-                <w:rFonts w:ascii="Times New Roman" w:hAnsi="Times New Roman" w:cs="Times New Roman"/>
-                <w:sz w:val="20"/>
-                <w:szCs w:val="20"/>
-              </w:rPr>
-            </w:pPr>
-            <w:r>
-              <w:rPr>
-                <w:rFonts w:ascii="Times New Roman" w:hAnsi="Times New Roman" w:cs="Times New Roman"/>
-                <w:sz w:val="20"/>
-                <w:szCs w:val="20"/>
-              </w:rPr>
-              <w:t>dec</w:t>
+              <w:t xml:space="preserve">    dec</w:t>
+            </w:r>
+          </w:p>
+        </w:tc>
+        <w:tc>
+          <w:tcPr>
+            <w:tcW w:w="1870" w:type="dxa"/>
+          </w:tcPr>
+          <w:p>
+            <w:pPr>
+              <w:rPr>
+                <w:rFonts w:ascii="Times New Roman" w:hAnsi="Times New Roman" w:cs="Times New Roman"/>
+                <w:sz w:val="20"/>
+                <w:szCs w:val="20"/>
+              </w:rPr>
+            </w:pPr>
+            <w:r>
+              <w:rPr>
+                <w:rFonts w:ascii="Times New Roman" w:hAnsi="Times New Roman" w:cs="Times New Roman"/>
+                <w:sz w:val="20"/>
+                <w:szCs w:val="20"/>
+              </w:rPr>
+              <w:t>hex</w:t>
             </w:r>
           </w:p>
         </w:tc>
@@ -891,29 +1063,29 @@
                 <w:sz w:val="20"/>
                 <w:szCs w:val="20"/>
               </w:rPr>
-              <w:t xml:space="preserve">    </w:t>
-            </w:r>
-          </w:p>
-        </w:tc>
-        <w:tc>
-          <w:tcPr>
-            <w:tcW w:w="1870" w:type="dxa"/>
-          </w:tcPr>
-          <w:p>
-            <w:pPr>
-              <w:rPr>
-                <w:rFonts w:ascii="Times New Roman" w:hAnsi="Times New Roman" w:cs="Times New Roman"/>
-                <w:sz w:val="20"/>
-                <w:szCs w:val="20"/>
-              </w:rPr>
-            </w:pPr>
-            <w:r>
-              <w:rPr>
-                <w:rFonts w:ascii="Times New Roman" w:hAnsi="Times New Roman" w:cs="Times New Roman"/>
-                <w:sz w:val="20"/>
-                <w:szCs w:val="20"/>
-              </w:rPr>
-              <w:t>dec</w:t>
+              <w:t xml:space="preserve">    dec</w:t>
+            </w:r>
+          </w:p>
+        </w:tc>
+        <w:tc>
+          <w:tcPr>
+            <w:tcW w:w="1870" w:type="dxa"/>
+          </w:tcPr>
+          <w:p>
+            <w:pPr>
+              <w:rPr>
+                <w:rFonts w:ascii="Times New Roman" w:hAnsi="Times New Roman" w:cs="Times New Roman"/>
+                <w:sz w:val="20"/>
+                <w:szCs w:val="20"/>
+              </w:rPr>
+            </w:pPr>
+            <w:r>
+              <w:rPr>
+                <w:rFonts w:ascii="Times New Roman" w:hAnsi="Times New Roman" w:cs="Times New Roman"/>
+                <w:sz w:val="20"/>
+                <w:szCs w:val="20"/>
+              </w:rPr>
+              <w:t>hex</w:t>
             </w:r>
           </w:p>
         </w:tc>
@@ -1246,29 +1418,29 @@
                 <w:sz w:val="20"/>
                 <w:szCs w:val="20"/>
               </w:rPr>
-              <w:t xml:space="preserve">    </w:t>
-            </w:r>
-          </w:p>
-        </w:tc>
-        <w:tc>
-          <w:tcPr>
-            <w:tcW w:w="1870" w:type="dxa"/>
-          </w:tcPr>
-          <w:p>
-            <w:pPr>
-              <w:rPr>
-                <w:rFonts w:ascii="Times New Roman" w:hAnsi="Times New Roman" w:cs="Times New Roman"/>
-                <w:sz w:val="20"/>
-                <w:szCs w:val="20"/>
-              </w:rPr>
-            </w:pPr>
-            <w:r>
-              <w:rPr>
-                <w:rFonts w:ascii="Times New Roman" w:hAnsi="Times New Roman" w:cs="Times New Roman"/>
-                <w:sz w:val="20"/>
-                <w:szCs w:val="20"/>
-              </w:rPr>
-              <w:t>dec</w:t>
+              <w:t xml:space="preserve">    dec</w:t>
+            </w:r>
+          </w:p>
+        </w:tc>
+        <w:tc>
+          <w:tcPr>
+            <w:tcW w:w="1870" w:type="dxa"/>
+          </w:tcPr>
+          <w:p>
+            <w:pPr>
+              <w:rPr>
+                <w:rFonts w:ascii="Times New Roman" w:hAnsi="Times New Roman" w:cs="Times New Roman"/>
+                <w:sz w:val="20"/>
+                <w:szCs w:val="20"/>
+              </w:rPr>
+            </w:pPr>
+            <w:r>
+              <w:rPr>
+                <w:rFonts w:ascii="Times New Roman" w:hAnsi="Times New Roman" w:cs="Times New Roman"/>
+                <w:sz w:val="20"/>
+                <w:szCs w:val="20"/>
+              </w:rPr>
+              <w:t>hex</w:t>
             </w:r>
           </w:p>
         </w:tc>
@@ -1601,29 +1773,29 @@
                 <w:sz w:val="20"/>
                 <w:szCs w:val="20"/>
               </w:rPr>
-              <w:t xml:space="preserve">    </w:t>
-            </w:r>
-          </w:p>
-        </w:tc>
-        <w:tc>
-          <w:tcPr>
-            <w:tcW w:w="1870" w:type="dxa"/>
-          </w:tcPr>
-          <w:p>
-            <w:pPr>
-              <w:rPr>
-                <w:rFonts w:ascii="Times New Roman" w:hAnsi="Times New Roman" w:cs="Times New Roman"/>
-                <w:sz w:val="20"/>
-                <w:szCs w:val="20"/>
-              </w:rPr>
-            </w:pPr>
-            <w:r>
-              <w:rPr>
-                <w:rFonts w:ascii="Times New Roman" w:hAnsi="Times New Roman" w:cs="Times New Roman"/>
-                <w:sz w:val="20"/>
-                <w:szCs w:val="20"/>
-              </w:rPr>
-              <w:t>dec</w:t>
+              <w:t xml:space="preserve">    dec</w:t>
+            </w:r>
+          </w:p>
+        </w:tc>
+        <w:tc>
+          <w:tcPr>
+            <w:tcW w:w="1870" w:type="dxa"/>
+          </w:tcPr>
+          <w:p>
+            <w:pPr>
+              <w:rPr>
+                <w:rFonts w:ascii="Times New Roman" w:hAnsi="Times New Roman" w:cs="Times New Roman"/>
+                <w:sz w:val="20"/>
+                <w:szCs w:val="20"/>
+              </w:rPr>
+            </w:pPr>
+            <w:r>
+              <w:rPr>
+                <w:rFonts w:ascii="Times New Roman" w:hAnsi="Times New Roman" w:cs="Times New Roman"/>
+                <w:sz w:val="20"/>
+                <w:szCs w:val="20"/>
+              </w:rPr>
+              <w:t>hex</w:t>
             </w:r>
           </w:p>
         </w:tc>
@@ -1913,6 +2085,7 @@
                 <w:sz w:val="20"/>
                 <w:szCs w:val="20"/>
               </w:rPr>
+              <w:lastRenderedPageBreak/>
               <w:tab/>
               <w:t>text</w:t>
             </w:r>
@@ -1980,29 +2153,29 @@
                 <w:sz w:val="20"/>
                 <w:szCs w:val="20"/>
               </w:rPr>
-              <w:t xml:space="preserve">    </w:t>
-            </w:r>
-          </w:p>
-        </w:tc>
-        <w:tc>
-          <w:tcPr>
-            <w:tcW w:w="1870" w:type="dxa"/>
-          </w:tcPr>
-          <w:p>
-            <w:pPr>
-              <w:rPr>
-                <w:rFonts w:ascii="Times New Roman" w:hAnsi="Times New Roman" w:cs="Times New Roman"/>
-                <w:sz w:val="20"/>
-                <w:szCs w:val="20"/>
-              </w:rPr>
-            </w:pPr>
-            <w:r>
-              <w:rPr>
-                <w:rFonts w:ascii="Times New Roman" w:hAnsi="Times New Roman" w:cs="Times New Roman"/>
-                <w:sz w:val="20"/>
-                <w:szCs w:val="20"/>
-              </w:rPr>
-              <w:t>dec</w:t>
+              <w:t xml:space="preserve">    dec</w:t>
+            </w:r>
+          </w:p>
+        </w:tc>
+        <w:tc>
+          <w:tcPr>
+            <w:tcW w:w="1870" w:type="dxa"/>
+          </w:tcPr>
+          <w:p>
+            <w:pPr>
+              <w:rPr>
+                <w:rFonts w:ascii="Times New Roman" w:hAnsi="Times New Roman" w:cs="Times New Roman"/>
+                <w:sz w:val="20"/>
+                <w:szCs w:val="20"/>
+              </w:rPr>
+            </w:pPr>
+            <w:r>
+              <w:rPr>
+                <w:rFonts w:ascii="Times New Roman" w:hAnsi="Times New Roman" w:cs="Times New Roman"/>
+                <w:sz w:val="20"/>
+                <w:szCs w:val="20"/>
+              </w:rPr>
+              <w:t>hex</w:t>
             </w:r>
           </w:p>
         </w:tc>
@@ -2174,7 +2347,6 @@
           <w:sz w:val="20"/>
           <w:szCs w:val="20"/>
         </w:rPr>
-        <w:lastRenderedPageBreak/>
         <w:tab/>
       </w:r>
       <w:r>
